--- a/Theodore AL Sammour - Report.docx
+++ b/Theodore AL Sammour - Report.docx
@@ -87,7 +87,6 @@
           <w:rFonts w:asciiTheme="minorBidi" w:hAnsiTheme="minorBidi" w:cstheme="minorBidi"/>
         </w:rPr>
       </w:pPr>
-      <w:proofErr w:type="spellStart"/>
       <w:r>
         <w:rPr>
           <w:rFonts w:asciiTheme="minorBidi" w:hAnsiTheme="minorBidi" w:cstheme="minorBidi"/>
@@ -95,39 +94,21 @@
           <w:bCs/>
           <w:color w:val="EE0000"/>
         </w:rPr>
-        <w:t>Github</w:t>
-      </w:r>
-      <w:proofErr w:type="spellEnd"/>
-      <w:r>
-        <w:rPr>
-          <w:rFonts w:asciiTheme="minorBidi" w:hAnsiTheme="minorBidi" w:cstheme="minorBidi"/>
-          <w:b/>
-          <w:bCs/>
+        <w:t>Github:</w:t>
+      </w:r>
+      <w:r>
+        <w:rPr>
+          <w:rFonts w:asciiTheme="minorBidi" w:hAnsiTheme="minorBidi" w:cstheme="minorBidi"/>
           <w:color w:val="EE0000"/>
         </w:rPr>
-        <w:t>:</w:t>
-      </w:r>
-      <w:r>
-        <w:rPr>
-          <w:rFonts w:asciiTheme="minorBidi" w:hAnsiTheme="minorBidi" w:cstheme="minorBidi"/>
-          <w:color w:val="EE0000"/>
-        </w:rPr>
         <w:t xml:space="preserve"> </w:t>
       </w:r>
       <w:r>
         <w:rPr>
           <w:rFonts w:asciiTheme="minorBidi" w:hAnsiTheme="minorBidi" w:cstheme="minorBidi"/>
         </w:rPr>
-        <w:t>https://github.com/TheodoreALSammour/Lab-007---Theodore-AL-</w:t>
-      </w:r>
-      <w:proofErr w:type="spellStart"/>
-      <w:r>
-        <w:rPr>
-          <w:rFonts w:asciiTheme="minorBidi" w:hAnsiTheme="minorBidi" w:cstheme="minorBidi"/>
-        </w:rPr>
-        <w:t>Sammour.git</w:t>
-      </w:r>
-      <w:proofErr w:type="spellEnd"/>
+        <w:t>https://github.com/TheodoreALSammour/Lab-007---Theodore-AL-Sammour.git</w:t>
+      </w:r>
     </w:p>
     <w:p>
       <w:pPr>
@@ -196,7 +177,7 @@
           <w:noProof/>
         </w:rPr>
         <w:drawing>
-          <wp:inline distT="0" distB="0" distL="0" distR="0" wp14:anchorId="49D71866" wp14:editId="031D993F">
+          <wp:inline distT="0" distB="0" distL="0" distR="0" wp14:anchorId="49D71866" wp14:editId="31AE636C">
             <wp:extent cx="5943600" cy="2837180"/>
             <wp:effectExtent l="0" t="0" r="0" b="1270"/>
             <wp:docPr id="2080222624" name="Picture 1"/>
@@ -258,7 +239,7 @@
         </w:rPr>
         <w:lastRenderedPageBreak/>
         <w:drawing>
-          <wp:inline distT="0" distB="0" distL="0" distR="0" wp14:anchorId="11927302" wp14:editId="2EAECDE5">
+          <wp:inline distT="0" distB="0" distL="0" distR="0" wp14:anchorId="11927302" wp14:editId="5FEA1181">
             <wp:extent cx="5943600" cy="2835275"/>
             <wp:effectExtent l="0" t="0" r="0" b="3175"/>
             <wp:docPr id="1876711382" name="Picture 2"/>
@@ -550,13 +531,12 @@
       <w:r>
         <w:rPr>
           <w:rFonts w:asciiTheme="minorBidi" w:hAnsiTheme="minorBidi" w:cstheme="minorBidi"/>
-          <w:noProof/>
         </w:rPr>
         <w:drawing>
-          <wp:inline distT="0" distB="0" distL="0" distR="0" wp14:anchorId="458662D0" wp14:editId="2D5859FD">
-            <wp:extent cx="5943600" cy="269240"/>
-            <wp:effectExtent l="0" t="0" r="0" b="0"/>
-            <wp:docPr id="1593084320" name="Picture 1"/>
+          <wp:inline distT="0" distB="0" distL="0" distR="0" wp14:anchorId="3D73BF34" wp14:editId="09E98D9A">
+            <wp:extent cx="5943600" cy="301625"/>
+            <wp:effectExtent l="0" t="0" r="0" b="3175"/>
+            <wp:docPr id="611404808" name="Picture 1"/>
             <wp:cNvGraphicFramePr>
               <a:graphicFrameLocks xmlns:a="http://schemas.openxmlformats.org/drawingml/2006/main" noChangeAspect="1"/>
             </wp:cNvGraphicFramePr>
@@ -564,7 +544,7 @@
               <a:graphicData uri="http://schemas.openxmlformats.org/drawingml/2006/picture">
                 <pic:pic xmlns:pic="http://schemas.openxmlformats.org/drawingml/2006/picture">
                   <pic:nvPicPr>
-                    <pic:cNvPr id="1593084320" name=""/>
+                    <pic:cNvPr id="611404808" name=""/>
                     <pic:cNvPicPr/>
                   </pic:nvPicPr>
                   <pic:blipFill>
@@ -576,7 +556,7 @@
                   <pic:spPr>
                     <a:xfrm>
                       <a:off x="0" y="0"/>
-                      <a:ext cx="5943600" cy="269240"/>
+                      <a:ext cx="5943600" cy="301625"/>
                     </a:xfrm>
                     <a:prstGeom prst="rect">
                       <a:avLst/>
